--- a/sacc-meta-analysis/manuscript/Cover_Letter.docx
+++ b/sacc-meta-analysis/manuscript/Cover_Letter.docx
@@ -20,8 +20,9 @@
           <w:b w:val="0"/>
           <w:i w:val="0"/>
           <w:sz w:val="24"/>
+          <w:highlight w:val="yellow"/>
         </w:rPr>
-        <w:t>[Date]</w:t>
+        <w:t>[AUTHOR INPUT: date]</w:t>
       </w:r>
     </w:p>
     <w:p>
@@ -78,17 +79,7 @@
           <w:i w:val="0"/>
           <w:sz w:val="24"/>
         </w:rPr>
-        <w:t xml:space="preserve"> remains endemic in the Philippines, yet it is unclear whether colorectal cancers arising in patients with schistosomiasis behave differently from other colorectal cancers. Our study synthesises the comparative evidence on demographic, pathological, molecular, and survival features of schistosomiasis-associated colorectal cancer, with explicit handling of overlapping hospital cohorts and separation of adjusted and unadjusted survival estimates. </w:t>
-      </w:r>
-      <w:r>
-        <w:rPr>
-          <w:rFonts w:ascii="Arial" w:hAnsi="Arial" w:eastAsia="Arial"/>
-          <w:b w:val="0"/>
-          <w:i w:val="0"/>
-          <w:sz w:val="24"/>
-          <w:highlight w:val="yellow"/>
-        </w:rPr>
-        <w:t>[Principal findings TO BE ADDED in one or two sentences after analysis.]</w:t>
+        <w:t xml:space="preserve"> remains endemic in the Philippines, yet it is unclear whether colorectal cancers arising in patients with schistosomiasis behave differently from other colorectal cancers. Our review synthesises ten independent comparative cohorts, with explicit resolution of overlapping hospital reports, duplicate data extraction, and separation of adjusted and unadjusted survival estimates. We found that patients with schistosomiasis-associated colorectal cancer are consistently older and more often male, but that their tumours do not differ reproducibly in stage, nodal or distant spread, or histopathology; multivariable-adjusted estimates suggest poorer overall survival, with very low certainty.</w:t>
       </w:r>
     </w:p>
     <w:p>
@@ -99,7 +90,7 @@
           <w:i w:val="0"/>
           <w:sz w:val="24"/>
         </w:rPr>
-        <w:t>The findings are relevant to pathologists, surgeons, and oncologists in endemic regions of the Philippines, and the analysis identifies the absence of Philippine comparative cohorts as a research priority.</w:t>
+        <w:t>The findings are relevant to pathologists, surgeons, and oncologists in endemic regions of the Philippines: no Philippine comparative cohort exists, and we recommend routine recording of schistosome eggs in colorectal resection reports as the basis for such studies.</w:t>
       </w:r>
     </w:p>
     <w:p>
@@ -110,7 +101,45 @@
           <w:i w:val="0"/>
           <w:sz w:val="24"/>
         </w:rPr>
-        <w:t>This manuscript has not been published and is not under consideration elsewhere. All authors have approved the submission and declare [no conflicts of interest / conflicts as listed]. The protocol was [registered as ... / not registered].</w:t>
+        <w:t xml:space="preserve">This manuscript has not been published and is not under consideration elsewhere. All authors have approved the submission. </w:t>
+      </w:r>
+      <w:r>
+        <w:rPr>
+          <w:rFonts w:ascii="Arial" w:hAnsi="Arial" w:eastAsia="Arial"/>
+          <w:b w:val="0"/>
+          <w:i w:val="0"/>
+          <w:sz w:val="24"/>
+          <w:highlight w:val="yellow"/>
+        </w:rPr>
+        <w:t>[AUTHOR INPUT: conflicts of interest for each author, or 'The authors declare no conflicts of interest.']</w:t>
+      </w:r>
+      <w:r>
+        <w:rPr>
+          <w:rFonts w:ascii="Arial" w:hAnsi="Arial" w:eastAsia="Arial"/>
+          <w:b w:val="0"/>
+          <w:i w:val="0"/>
+          <w:sz w:val="24"/>
+        </w:rPr>
+        <w:t xml:space="preserve"> </w:t>
+      </w:r>
+      <w:r>
+        <w:rPr>
+          <w:rFonts w:ascii="Arial" w:hAnsi="Arial" w:eastAsia="Arial"/>
+          <w:b w:val="0"/>
+          <w:i w:val="0"/>
+          <w:sz w:val="24"/>
+          <w:highlight w:val="yellow"/>
+        </w:rPr>
+        <w:t>[AUTHOR INPUT: PROSPERO/OSF registration number and date, or the sentence 'The protocol was not registered.']</w:t>
+      </w:r>
+      <w:r>
+        <w:rPr>
+          <w:rFonts w:ascii="Arial" w:hAnsi="Arial" w:eastAsia="Arial"/>
+          <w:b w:val="0"/>
+          <w:i w:val="0"/>
+          <w:sz w:val="24"/>
+        </w:rPr>
+        <w:t xml:space="preserve"> An AI language model was used in searching, screening, data extraction, analysis coding, and drafting, as disclosed in the manuscript; the authors take full responsibility for the content.</w:t>
       </w:r>
     </w:p>
     <w:p>
@@ -125,7 +154,24 @@
         <w:br/>
         <w:t>Jayson Cagadas Pasaol, DVM, PhD</w:t>
         <w:br/>
-        <w:t>[Affiliation]</w:t>
+      </w:r>
+      <w:r>
+        <w:rPr>
+          <w:rFonts w:ascii="Arial" w:hAnsi="Arial" w:eastAsia="Arial"/>
+          <w:b w:val="0"/>
+          <w:i w:val="0"/>
+          <w:sz w:val="24"/>
+          <w:highlight w:val="yellow"/>
+        </w:rPr>
+        <w:t>[AUTHOR INPUT: department, institution, city, country]</w:t>
+      </w:r>
+      <w:r>
+        <w:rPr>
+          <w:rFonts w:ascii="Arial" w:hAnsi="Arial" w:eastAsia="Arial"/>
+          <w:b w:val="0"/>
+          <w:i w:val="0"/>
+          <w:sz w:val="24"/>
+        </w:rPr>
         <w:br/>
         <w:t>jaysonpasaolrmt082@gmail.com</w:t>
       </w:r>

--- a/sacc-meta-analysis/manuscript/Cover_Letter.docx
+++ b/sacc-meta-analysis/manuscript/Cover_Letter.docx
@@ -79,7 +79,43 @@
           <w:i w:val="0"/>
           <w:sz w:val="24"/>
         </w:rPr>
-        <w:t xml:space="preserve"> remains endemic in the Philippines, yet it is unclear whether colorectal cancers arising in patients with schistosomiasis behave differently from other colorectal cancers. Our review synthesises ten independent comparative cohorts, with explicit resolution of overlapping hospital reports, duplicate data extraction, and separation of adjusted and unadjusted survival estimates. We found that patients with schistosomiasis-associated colorectal cancer are consistently older and more often male, but that their tumours do not differ reproducibly in stage, nodal or distant spread, or histopathology; multivariable-adjusted estimates suggest poorer overall survival, with very low certainty.</w:t>
+        <w:t xml:space="preserve"> remains endemic in the Philippines, yet it is unclear whether colorectal cancers arising in patients with schistosomiasis behave differently from other colorectal cancers. Our review synthesises twelve independent </w:t>
+      </w:r>
+      <w:r>
+        <w:rPr>
+          <w:rFonts w:ascii="Arial" w:hAnsi="Arial" w:eastAsia="Arial"/>
+          <w:b w:val="0"/>
+          <w:i/>
+          <w:sz w:val="24"/>
+        </w:rPr>
+        <w:t>S. japonicum</w:t>
+      </w:r>
+      <w:r>
+        <w:rPr>
+          <w:rFonts w:ascii="Arial" w:hAnsi="Arial" w:eastAsia="Arial"/>
+          <w:b w:val="0"/>
+          <w:i w:val="0"/>
+          <w:sz w:val="24"/>
+        </w:rPr>
+        <w:t xml:space="preserve"> comparative cohorts and two </w:t>
+      </w:r>
+      <w:r>
+        <w:rPr>
+          <w:rFonts w:ascii="Arial" w:hAnsi="Arial" w:eastAsia="Arial"/>
+          <w:b w:val="0"/>
+          <w:i/>
+          <w:sz w:val="24"/>
+        </w:rPr>
+        <w:t>S. mansoni</w:t>
+      </w:r>
+      <w:r>
+        <w:rPr>
+          <w:rFonts w:ascii="Arial" w:hAnsi="Arial" w:eastAsia="Arial"/>
+          <w:b w:val="0"/>
+          <w:i w:val="0"/>
+          <w:sz w:val="24"/>
+        </w:rPr>
+        <w:t xml:space="preserve"> series, with explicit resolution of overlapping hospital reports, duplicate data extraction, and separation of adjusted and unadjusted survival estimates. We found that patients with schistosomiasis-associated colorectal cancer are consistently older and more often male, but that their tumours do not differ reproducibly in stage, nodal or distant spread, or histopathology; multivariable-adjusted estimates suggest poorer overall survival, with very low certainty.</w:t>
       </w:r>
     </w:p>
     <w:p>
